--- a/Report/Perch_figures/Torhamn_bayesian_p_prop_zero.docx
+++ b/Report/Perch_figures/Torhamn_bayesian_p_prop_zero.docx
@@ -240,14 +240,14 @@
                 <w:szCs w:val="22"/>
                 <w:color w:val="000000"/>
               </w:rPr>
-              <w:t xml:space="preserve">1.00</w:t>
+              <w:t xml:space="preserve">0.75</w:t>
             </w:r>
           </w:p>
         </w:tc>
       </w:tr>
       <w:tr>
         <w:trPr>
-          <w:trHeight w:val="571" w:hRule="auto"/>
+          <w:trHeight w:val="572" w:hRule="auto"/>
         </w:trPr>
         body2
         <w:tc>
@@ -352,7 +352,7 @@
                 <w:szCs w:val="22"/>
                 <w:color w:val="000000"/>
               </w:rPr>
-              <w:t xml:space="preserve">0.21</w:t>
+              <w:t xml:space="preserve">0.34</w:t>
             </w:r>
           </w:p>
         </w:tc>
@@ -464,7 +464,7 @@
                 <w:szCs w:val="22"/>
                 <w:color w:val="000000"/>
               </w:rPr>
-              <w:t xml:space="preserve">0.68</w:t>
+              <w:t xml:space="preserve">0.43</w:t>
             </w:r>
           </w:p>
         </w:tc>

--- a/Report/Perch_figures/Torhamn_bayesian_p_prop_zero.docx
+++ b/Report/Perch_figures/Torhamn_bayesian_p_prop_zero.docx
@@ -240,14 +240,14 @@
                 <w:szCs w:val="22"/>
                 <w:color w:val="000000"/>
               </w:rPr>
-              <w:t xml:space="preserve">0.75</w:t>
+              <w:t xml:space="preserve">0.88</w:t>
             </w:r>
           </w:p>
         </w:tc>
       </w:tr>
       <w:tr>
         <w:trPr>
-          <w:trHeight w:val="572" w:hRule="auto"/>
+          <w:trHeight w:val="571" w:hRule="auto"/>
         </w:trPr>
         body2
         <w:tc>
@@ -352,7 +352,7 @@
                 <w:szCs w:val="22"/>
                 <w:color w:val="000000"/>
               </w:rPr>
-              <w:t xml:space="preserve">0.34</w:t>
+              <w:t xml:space="preserve">0.14</w:t>
             </w:r>
           </w:p>
         </w:tc>
@@ -464,7 +464,7 @@
                 <w:szCs w:val="22"/>
                 <w:color w:val="000000"/>
               </w:rPr>
-              <w:t xml:space="preserve">0.43</w:t>
+              <w:t xml:space="preserve">0.55</w:t>
             </w:r>
           </w:p>
         </w:tc>

--- a/Report/Perch_figures/Torhamn_bayesian_p_prop_zero.docx
+++ b/Report/Perch_figures/Torhamn_bayesian_p_prop_zero.docx
@@ -240,7 +240,7 @@
                 <w:szCs w:val="22"/>
                 <w:color w:val="000000"/>
               </w:rPr>
-              <w:t xml:space="preserve">0.88</w:t>
+              <w:t xml:space="preserve">0.76</w:t>
             </w:r>
           </w:p>
         </w:tc>
@@ -464,7 +464,7 @@
                 <w:szCs w:val="22"/>
                 <w:color w:val="000000"/>
               </w:rPr>
-              <w:t xml:space="preserve">0.55</w:t>
+              <w:t xml:space="preserve">0.48</w:t>
             </w:r>
           </w:p>
         </w:tc>
